--- a/Knowledge/2-Science/1-Formal sciences/0-Intro to Formal sciences/5-My Source/3-Formal language.docx
+++ b/Knowledge/2-Science/1-Formal sciences/0-Intro to Formal sciences/5-My Source/3-Formal language.docx
@@ -976,6 +976,7 @@
           <w:bCs/>
           <w:color w:val="202122"/>
         </w:rPr>
+        <w:lastRenderedPageBreak/>
         <w:t xml:space="preserve">A string containing "+" but not "=" is in </w:t>
       </w:r>
       <w:r>
@@ -1222,6 +1223,13 @@
       </w:r>
     </w:p>
     <w:p>
+      <w:pPr>
+        <w:rPr>
+          <w:rFonts w:ascii="Arial" w:eastAsia="Arial" w:hAnsi="Arial"/>
+          <w:b/>
+          <w:shd w:val="clear" w:color="auto" w:fill="B7B7B7"/>
+        </w:rPr>
+      </w:pPr>
       <w:r>
         <w:rPr>
           <w:rFonts w:ascii="Arial" w:eastAsia="Arial" w:hAnsi="Arial"/>
@@ -1258,16 +1266,34 @@
           <w:sz w:val="18"/>
           <w:highlight w:val="lightGray"/>
         </w:rPr>
-        <w:t xml:space="preserve"> [Chatgpt (GPT-4-turbo)] </w:t>
-      </w:r>
-      <w:r>
-        <w:rPr>
-          <w:rFonts w:ascii="Arial" w:eastAsia="Arial" w:hAnsi="Arial"/>
-          <w:b/>
+        <w:t xml:space="preserve"> [</w:t>
+      </w:r>
+      <w:r>
+        <w:rPr>
+          <w:rFonts w:ascii="Arial" w:eastAsia="Arial" w:hAnsi="Arial"/>
           <w:color w:val="000000"/>
           <w:sz w:val="18"/>
           <w:highlight w:val="lightGray"/>
         </w:rPr>
+        <w:t>ChatGPT</w:t>
+      </w:r>
+      <w:r>
+        <w:rPr>
+          <w:rFonts w:ascii="Arial" w:eastAsia="Arial" w:hAnsi="Arial"/>
+          <w:color w:val="000000"/>
+          <w:sz w:val="18"/>
+          <w:highlight w:val="lightGray"/>
+        </w:rPr>
+        <w:t xml:space="preserve">] </w:t>
+      </w:r>
+      <w:r>
+        <w:rPr>
+          <w:rFonts w:ascii="Arial" w:eastAsia="Arial" w:hAnsi="Arial"/>
+          <w:b/>
+          <w:color w:val="000000"/>
+          <w:sz w:val="18"/>
+          <w:highlight w:val="lightGray"/>
+        </w:rPr>
         <w:t xml:space="preserve">on </w:t>
       </w:r>
       <w:r>
@@ -1279,56 +1305,55 @@
         </w:rPr>
         <w:t>[7/17/2025]</w:t>
       </w:r>
-      <w:r>
-        <w:rPr>
-          <w:rFonts w:ascii="Arial" w:eastAsia="Arial" w:hAnsi="Arial"/>
-          <w:b/>
-          <w:shd w:val="clear" w:color="auto" w:fill="B7B7B7"/>
-        </w:rPr>
-        <w:br/>
-      </w:r>
-      <w:r>
-        <w:rPr>
-          <w:rFonts w:ascii="Arial" w:eastAsia="Arial" w:hAnsi="Arial" w:cs="Roboto Mono"/>
+    </w:p>
+    <w:p>
+      <w:pPr>
+        <w:rPr>
+          <w:rFonts w:ascii="Roboto Mono" w:hAnsi="Roboto Mono"/>
+        </w:rPr>
+      </w:pPr>
+      <w:r>
+        <w:rPr>
+          <w:rFonts w:ascii="Roboto Mono" w:eastAsia="Arial" w:hAnsi="Roboto Mono" w:cs="Roboto Mono"/>
         </w:rPr>
         <w:t xml:space="preserve">*A </w:t>
       </w:r>
       <w:r>
         <w:rPr>
-          <w:rFonts w:ascii="Arial" w:eastAsia="Arial" w:hAnsi="Arial" w:cs="Roboto Mono"/>
+          <w:rFonts w:ascii="Roboto Mono" w:eastAsia="Arial" w:hAnsi="Roboto Mono" w:cs="Roboto Mono"/>
           <w:b/>
         </w:rPr>
         <w:t>letter</w:t>
       </w:r>
       <w:r>
         <w:rPr>
-          <w:rFonts w:ascii="Arial" w:eastAsia="Arial" w:hAnsi="Arial" w:cs="Roboto Mono"/>
+          <w:rFonts w:ascii="Roboto Mono" w:eastAsia="Arial" w:hAnsi="Roboto Mono" w:cs="Roboto Mono"/>
         </w:rPr>
         <w:t xml:space="preserve"> in a writing system is a symbol or character used to represent a basic unit of sound in a language, which is typically part of an alphabet. In alphabetic </w:t>
       </w:r>
       <w:r>
         <w:rPr>
-          <w:rFonts w:ascii="Arial" w:eastAsia="Arial" w:hAnsi="Arial" w:cs="Roboto Mono"/>
+          <w:rFonts w:ascii="Roboto Mono" w:eastAsia="Arial" w:hAnsi="Roboto Mono" w:cs="Roboto Mono"/>
           <w:b/>
         </w:rPr>
         <w:t>writing systems</w:t>
       </w:r>
       <w:r>
         <w:rPr>
-          <w:rFonts w:ascii="Arial" w:eastAsia="Arial" w:hAnsi="Arial" w:cs="Roboto Mono"/>
+          <w:rFonts w:ascii="Roboto Mono" w:eastAsia="Arial" w:hAnsi="Roboto Mono" w:cs="Roboto Mono"/>
         </w:rPr>
         <w:t xml:space="preserve">, letters correspond to </w:t>
       </w:r>
       <w:r>
         <w:rPr>
-          <w:rFonts w:ascii="Arial" w:eastAsia="Arial" w:hAnsi="Arial" w:cs="Roboto Mono"/>
+          <w:rFonts w:ascii="Roboto Mono" w:eastAsia="Arial" w:hAnsi="Roboto Mono" w:cs="Roboto Mono"/>
           <w:b/>
         </w:rPr>
         <w:t>phonemes</w:t>
       </w:r>
       <w:r>
         <w:rPr>
-          <w:rFonts w:ascii="Arial" w:eastAsia="Arial" w:hAnsi="Arial" w:cs="Roboto Mono"/>
+          <w:rFonts w:ascii="Roboto Mono" w:eastAsia="Arial" w:hAnsi="Roboto Mono" w:cs="Roboto Mono"/>
         </w:rPr>
         <w:t>—the smallest units of sound in spoken language. For example, in the English language, letters like "A," "B," and "C" each represent specific sounds.</w:t>
       </w:r>
@@ -1344,6 +1369,7 @@
         <w:rPr>
           <w:rFonts w:ascii="Roboto Mono" w:eastAsia="Roboto Mono" w:hAnsi="Roboto Mono" w:cs="Roboto Mono"/>
         </w:rPr>
+        <w:lastRenderedPageBreak/>
         <w:t>*</w:t>
       </w:r>
       <w:r>
@@ -1423,7 +1449,7 @@
           <w:sz w:val="18"/>
           <w:highlight w:val="lightGray"/>
         </w:rPr>
-        <w:t xml:space="preserve"> [Chatgpt (GPT-4-turbo)] </w:t>
+        <w:t xml:space="preserve"> [ChatGPT] </w:t>
       </w:r>
       <w:r>
         <w:rPr>
@@ -1720,6 +1746,7 @@
           <w:rFonts w:ascii="Roboto Mono" w:eastAsia="Roboto Mono" w:hAnsi="Roboto Mono" w:cs="Roboto Mono"/>
           <w:b/>
         </w:rPr>
+        <w:lastRenderedPageBreak/>
         <w:t>Б (Be)</w:t>
       </w:r>
       <w:r>
@@ -2134,6 +2161,7 @@
       <w:bookmarkStart w:id="7" w:name="_orjpd60v90y" w:colFirst="0" w:colLast="0"/>
       <w:bookmarkEnd w:id="7"/>
       <w:r>
+        <w:lastRenderedPageBreak/>
         <w:t>Key Concepts and Definitions in Grapheme</w:t>
       </w:r>
     </w:p>
@@ -2194,7 +2222,7 @@
           <w:sz w:val="18"/>
           <w:highlight w:val="lightGray"/>
         </w:rPr>
-        <w:t xml:space="preserve"> [Chatgpt (GPT-4-turbo)] </w:t>
+        <w:t xml:space="preserve"> [ChatGPT] </w:t>
       </w:r>
       <w:r>
         <w:rPr>
@@ -2292,7 +2320,7 @@
           <w:sz w:val="18"/>
           <w:highlight w:val="lightGray"/>
         </w:rPr>
-        <w:t xml:space="preserve"> [Chatgpt (GPT-4-turbo)] </w:t>
+        <w:t xml:space="preserve"> [ChatGPT] </w:t>
       </w:r>
       <w:r>
         <w:rPr>
@@ -2660,6 +2688,7 @@
           <w:rFonts w:ascii="Roboto Mono" w:eastAsia="Roboto Mono" w:hAnsi="Roboto Mono" w:cs="Roboto Mono"/>
           <w:b/>
         </w:rPr>
+        <w:lastRenderedPageBreak/>
         <w:t>Single-letter graphemes</w:t>
       </w:r>
       <w:r>
@@ -3188,6 +3217,7 @@
           <w:rFonts w:ascii="Roboto Mono" w:eastAsia="Roboto Mono" w:hAnsi="Roboto Mono" w:cs="Roboto Mono"/>
           <w:b/>
         </w:rPr>
+        <w:lastRenderedPageBreak/>
         <w:t>Single-letter graphemes</w:t>
       </w:r>
       <w:r>
@@ -3475,7 +3505,7 @@
           <w:sz w:val="18"/>
           <w:highlight w:val="lightGray"/>
         </w:rPr>
-        <w:t xml:space="preserve"> [Chatgpt (GPT-4-turbo)] </w:t>
+        <w:t xml:space="preserve"> [ChatGPT] </w:t>
       </w:r>
       <w:r>
         <w:rPr>
@@ -3497,7 +3527,6 @@
         <w:t>[7/17/2025]</w:t>
       </w:r>
     </w:p>
-    <w:p/>
     <w:p>
       <w:pPr>
         <w:rPr>
@@ -3571,7 +3600,7 @@
           <w:sz w:val="18"/>
           <w:highlight w:val="lightGray"/>
         </w:rPr>
-        <w:t xml:space="preserve"> [Chatgpt (GPT-4-turbo)] </w:t>
+        <w:t xml:space="preserve"> [ChatGPT] </w:t>
       </w:r>
       <w:r>
         <w:rPr>
@@ -3594,12 +3623,6 @@
       </w:r>
     </w:p>
     <w:p>
-      <w:pPr>
-        <w:spacing w:before="240" w:after="240"/>
-        <w:rPr>
-          <w:rFonts w:ascii="Roboto Mono" w:eastAsia="Roboto Mono" w:hAnsi="Roboto Mono" w:cs="Roboto Mono"/>
-        </w:rPr>
-      </w:pPr>
       <w:r>
         <w:rPr>
           <w:rFonts w:ascii="Roboto Mono" w:eastAsia="Roboto Mono" w:hAnsi="Roboto Mono" w:cs="Roboto Mono"/>
@@ -3635,6 +3658,7 @@
       <w:bookmarkStart w:id="14" w:name="_4ay8k3oo6wvn" w:colFirst="0" w:colLast="0"/>
       <w:bookmarkEnd w:id="14"/>
       <w:r>
+        <w:lastRenderedPageBreak/>
         <w:t xml:space="preserve">Word VS Morphemes </w:t>
       </w:r>
     </w:p>
@@ -3675,7 +3699,7 @@
           <w:sz w:val="18"/>
           <w:highlight w:val="lightGray"/>
         </w:rPr>
-        <w:t xml:space="preserve"> [Chatgpt (GPT-4-turbo)] </w:t>
+        <w:t xml:space="preserve"> [ChatGPT] </w:t>
       </w:r>
       <w:r>
         <w:rPr>
@@ -3698,12 +3722,6 @@
       </w:r>
     </w:p>
     <w:p>
-      <w:pPr>
-        <w:spacing w:before="240" w:after="240"/>
-        <w:rPr>
-          <w:rFonts w:ascii="Roboto Mono" w:eastAsia="Roboto Mono" w:hAnsi="Roboto Mono" w:cs="Roboto Mono"/>
-        </w:rPr>
-      </w:pPr>
       <w:r>
         <w:rPr>
           <w:rFonts w:ascii="Roboto Mono" w:eastAsia="Roboto Mono" w:hAnsi="Roboto Mono" w:cs="Roboto Mono"/>
@@ -4027,6 +4045,7 @@
       <w:bookmarkStart w:id="15" w:name="_ttrakkxjla2r" w:colFirst="0" w:colLast="0"/>
       <w:bookmarkEnd w:id="15"/>
       <w:r>
+        <w:lastRenderedPageBreak/>
         <w:t>3-Writing system</w:t>
       </w:r>
     </w:p>
@@ -4067,7 +4086,7 @@
           <w:sz w:val="18"/>
           <w:highlight w:val="lightGray"/>
         </w:rPr>
-        <w:t xml:space="preserve"> [Chatgpt (GPT-4-turbo)] </w:t>
+        <w:t xml:space="preserve"> [ChatGPT] </w:t>
       </w:r>
       <w:r>
         <w:rPr>
@@ -4289,7 +4308,14 @@
         <w:rPr>
           <w:rFonts w:ascii="Roboto Mono" w:eastAsia="Roboto Mono" w:hAnsi="Roboto Mono" w:cs="Roboto Mono"/>
         </w:rPr>
-        <w:t>: These are similar to syllabaries but with an emphasis on consonants and modifications that represent vowels. The Devanagari script used in Hindi and Sanskrit is an example.</w:t>
+        <w:t xml:space="preserve">: These are similar to syllabaries but with an emphasis on consonants and modifications that represent vowels. The Devanagari script used in Hindi and Sanskrit is </w:t>
+      </w:r>
+      <w:r>
+        <w:rPr>
+          <w:rFonts w:ascii="Roboto Mono" w:eastAsia="Roboto Mono" w:hAnsi="Roboto Mono" w:cs="Roboto Mono"/>
+        </w:rPr>
+        <w:lastRenderedPageBreak/>
+        <w:t>an example.</w:t>
       </w:r>
       <w:r>
         <w:rPr>
@@ -4382,7 +4408,7 @@
           <w:sz w:val="18"/>
           <w:highlight w:val="lightGray"/>
         </w:rPr>
-        <w:t xml:space="preserve"> [Chatgpt (GPT-4-turbo)] </w:t>
+        <w:t xml:space="preserve"> [ChatGPT] </w:t>
       </w:r>
       <w:r>
         <w:rPr>
@@ -4406,9 +4432,8 @@
     </w:p>
     <w:p>
       <w:pPr>
-        <w:spacing w:before="240" w:after="240"/>
-        <w:rPr>
-          <w:rFonts w:ascii="Roboto Mono" w:eastAsia="Roboto Mono" w:hAnsi="Roboto Mono" w:cs="Roboto Mono"/>
+        <w:rPr>
+          <w:vertAlign w:val="superscript"/>
         </w:rPr>
       </w:pPr>
       <w:r>
@@ -4509,7 +4534,7 @@
           <w:sz w:val="18"/>
           <w:highlight w:val="lightGray"/>
         </w:rPr>
-        <w:t xml:space="preserve"> [Chatgpt (GPT-4-turbo)] </w:t>
+        <w:t xml:space="preserve"> [ChatGPT] </w:t>
       </w:r>
       <w:r>
         <w:rPr>
@@ -4669,7 +4694,7 @@
           <w:sz w:val="18"/>
           <w:highlight w:val="lightGray"/>
         </w:rPr>
-        <w:t xml:space="preserve"> [Chatgpt (GPT-4-turbo)] </w:t>
+        <w:t xml:space="preserve"> [ChatGPT] </w:t>
       </w:r>
       <w:r>
         <w:rPr>
@@ -4691,7 +4716,6 @@
         <w:t>[7/17/2025]</w:t>
       </w:r>
     </w:p>
-    <w:p/>
     <w:p>
       <w:pPr>
         <w:rPr>
@@ -4765,7 +4789,7 @@
           <w:sz w:val="18"/>
           <w:highlight w:val="lightGray"/>
         </w:rPr>
-        <w:t xml:space="preserve"> [Chatgpt (GPT-4-turbo)] </w:t>
+        <w:t xml:space="preserve"> [ChatGPT] </w:t>
       </w:r>
       <w:r>
         <w:rPr>
@@ -4984,6 +5008,7 @@
           <w:rFonts w:ascii="Roboto Mono" w:eastAsia="Roboto Mono" w:hAnsi="Roboto Mono" w:cs="Roboto Mono"/>
           <w:b/>
         </w:rPr>
+        <w:lastRenderedPageBreak/>
         <w:t>ab</w:t>
       </w:r>
       <w:r>
@@ -5353,7 +5378,7 @@
           <w:sz w:val="18"/>
           <w:highlight w:val="lightGray"/>
         </w:rPr>
-        <w:t xml:space="preserve"> [Chatgpt (GPT-4-turbo)] </w:t>
+        <w:t xml:space="preserve"> [ChatGPT] </w:t>
       </w:r>
       <w:r>
         <w:rPr>
@@ -5542,6 +5567,7 @@
           <w:b/>
           <w:color w:val="188038"/>
         </w:rPr>
+        <w:lastRenderedPageBreak/>
         <w:t>for i in range(10):</w:t>
       </w:r>
       <w:r>
@@ -5563,20 +5589,6 @@
         </w:rPr>
         <w:t xml:space="preserve"> loop in Python, with valid expressions for the loop variable and range.</w:t>
       </w:r>
-      <w:r>
-        <w:rPr>
-          <w:rFonts w:ascii="Roboto Mono" w:eastAsia="Roboto Mono" w:hAnsi="Roboto Mono" w:cs="Roboto Mono"/>
-        </w:rPr>
-        <w:br/>
-      </w:r>
-    </w:p>
-    <w:p>
-      <w:pPr>
-        <w:spacing w:before="240" w:after="240"/>
-        <w:rPr>
-          <w:rFonts w:ascii="Roboto Mono" w:eastAsia="Roboto Mono" w:hAnsi="Roboto Mono" w:cs="Roboto Mono"/>
-        </w:rPr>
-      </w:pPr>
     </w:p>
     <w:p>
       <w:pPr>
@@ -5761,7 +5773,7 @@
           <w:sz w:val="18"/>
           <w:highlight w:val="lightGray"/>
         </w:rPr>
-        <w:t xml:space="preserve"> [Chatgpt (GPT-4-turbo)] </w:t>
+        <w:t xml:space="preserve"> [ChatGPT] </w:t>
       </w:r>
       <w:r>
         <w:rPr>
@@ -5947,6 +5959,7 @@
           <w:rFonts w:ascii="Roboto Mono" w:eastAsia="Roboto Mono" w:hAnsi="Roboto Mono" w:cs="Roboto Mono"/>
           <w:b/>
         </w:rPr>
+        <w:lastRenderedPageBreak/>
         <w:t>()()</w:t>
       </w:r>
       <w:r>
@@ -6124,7 +6137,7 @@
           <w:sz w:val="18"/>
           <w:highlight w:val="lightGray"/>
         </w:rPr>
-        <w:t xml:space="preserve"> [Chatgpt (GPT-4-turbo)] </w:t>
+        <w:t xml:space="preserve"> [ChatGPT] </w:t>
       </w:r>
       <w:r>
         <w:rPr>
@@ -6367,6 +6380,7 @@
           <w:b/>
           <w:color w:val="188038"/>
         </w:rPr>
+        <w:lastRenderedPageBreak/>
         <w:t>a+*</w:t>
       </w:r>
       <w:r>
@@ -6560,7 +6574,7 @@
           <w:sz w:val="18"/>
           <w:highlight w:val="lightGray"/>
         </w:rPr>
-        <w:t xml:space="preserve"> [Chatgpt (GPT-4-turbo)] </w:t>
+        <w:t xml:space="preserve"> [ChatGPT] </w:t>
       </w:r>
       <w:r>
         <w:rPr>
@@ -6657,7 +6671,7 @@
           <w:sz w:val="18"/>
           <w:highlight w:val="lightGray"/>
         </w:rPr>
-        <w:t xml:space="preserve"> [Chatgpt (GPT-4-turbo)] </w:t>
+        <w:t xml:space="preserve"> [ChatGPT] </w:t>
       </w:r>
       <w:r>
         <w:rPr>
@@ -6725,7 +6739,14 @@
         <w:rPr>
           <w:rFonts w:ascii="Roboto Mono" w:eastAsia="Roboto Mono" w:hAnsi="Roboto Mono" w:cs="Roboto Mono"/>
         </w:rPr>
-        <w:t>. For example, in a programming language, these could be keywords, operators, or variable names.</w:t>
+        <w:t xml:space="preserve">. For example, in a programming language, </w:t>
+      </w:r>
+      <w:r>
+        <w:rPr>
+          <w:rFonts w:ascii="Roboto Mono" w:eastAsia="Roboto Mono" w:hAnsi="Roboto Mono" w:cs="Roboto Mono"/>
+        </w:rPr>
+        <w:lastRenderedPageBreak/>
+        <w:t>these could be keywords, operators, or variable names.</w:t>
       </w:r>
       <w:r>
         <w:rPr>
@@ -6881,7 +6902,7 @@
           <w:sz w:val="18"/>
           <w:highlight w:val="lightGray"/>
         </w:rPr>
-        <w:t xml:space="preserve"> [Chatgpt (GPT-4-turbo)] </w:t>
+        <w:t xml:space="preserve"> [ChatGPT] </w:t>
       </w:r>
       <w:r>
         <w:rPr>
@@ -7043,6 +7064,7 @@
           <w:rFonts w:ascii="Roboto Mono" w:eastAsia="Roboto Mono" w:hAnsi="Roboto Mono" w:cs="Roboto Mono"/>
           <w:b/>
         </w:rPr>
+        <w:lastRenderedPageBreak/>
         <w:t>Production rules (P)</w:t>
       </w:r>
       <w:r>
@@ -7378,7 +7400,7 @@
           <w:sz w:val="18"/>
           <w:highlight w:val="lightGray"/>
         </w:rPr>
-        <w:t xml:space="preserve"> [Chatgpt (GPT-4-turbo)] </w:t>
+        <w:t xml:space="preserve"> [ChatGPT] </w:t>
       </w:r>
       <w:r>
         <w:rPr>
@@ -7528,6 +7550,7 @@
           <w:rFonts w:ascii="Roboto Mono" w:eastAsia="Roboto Mono" w:hAnsi="Roboto Mono" w:cs="Roboto Mono"/>
           <w:b/>
         </w:rPr>
+        <w:lastRenderedPageBreak/>
         <w:t>Start symbol</w:t>
       </w:r>
       <w:r>
@@ -7986,6 +8009,11 @@
     </w:p>
     <w:p>
       <w:pPr>
+        <w:spacing w:before="240" w:after="240" w:line="276" w:lineRule="auto"/>
+      </w:pPr>
+    </w:p>
+    <w:p>
+      <w:pPr>
         <w:pStyle w:val="Heading4"/>
         <w:keepNext w:val="0"/>
         <w:keepLines w:val="0"/>
@@ -7999,6 +8027,7 @@
         <w:rPr>
           <w:rFonts w:ascii="Roboto Mono" w:eastAsia="Roboto Mono" w:hAnsi="Roboto Mono" w:cs="Roboto Mono"/>
         </w:rPr>
+        <w:lastRenderedPageBreak/>
         <w:t>Types of Formal Grammars:</w:t>
       </w:r>
     </w:p>
@@ -8044,7 +8073,7 @@
           <w:sz w:val="18"/>
           <w:highlight w:val="lightGray"/>
         </w:rPr>
-        <w:t xml:space="preserve"> [Chatgpt (GPT-4-turbo)] </w:t>
+        <w:t xml:space="preserve"> [ChatGPT] </w:t>
       </w:r>
       <w:r>
         <w:rPr>
@@ -8360,7 +8389,14 @@
         <w:rPr>
           <w:rFonts w:ascii="Roboto Mono" w:eastAsia="Roboto Mono" w:hAnsi="Roboto Mono" w:cs="Roboto Mono"/>
         </w:rPr>
-        <w:t>In context-free grammars, the left-hand side of every production rule consists of a single non-terminal symbol. These grammars can describe many important programming languages and computational models, such as arithmetic expressions or function calls in programming.</w:t>
+        <w:t xml:space="preserve">In context-free grammars, the left-hand side of every production rule consists of a single non-terminal symbol. These grammars can describe many important programming languages and computational models, such </w:t>
+      </w:r>
+      <w:r>
+        <w:rPr>
+          <w:rFonts w:ascii="Roboto Mono" w:eastAsia="Roboto Mono" w:hAnsi="Roboto Mono" w:cs="Roboto Mono"/>
+        </w:rPr>
+        <w:lastRenderedPageBreak/>
+        <w:t>as arithmetic expressions or function calls in programming.</w:t>
       </w:r>
       <w:r>
         <w:rPr>
@@ -8548,7 +8584,7 @@
           <w:sz w:val="18"/>
           <w:highlight w:val="lightGray"/>
         </w:rPr>
-        <w:t xml:space="preserve"> [Chatgpt (GPT-4-turbo)] </w:t>
+        <w:t xml:space="preserve"> [ChatGPT] </w:t>
       </w:r>
       <w:r>
         <w:rPr>
@@ -8667,6 +8703,7 @@
           <w:rFonts w:ascii="Roboto Mono" w:eastAsia="Roboto Mono" w:hAnsi="Roboto Mono" w:cs="Roboto Mono"/>
           <w:b/>
         </w:rPr>
+        <w:lastRenderedPageBreak/>
         <w:t>Natural Language Processing</w:t>
       </w:r>
       <w:r>
@@ -8741,7 +8778,7 @@
           <w:sz w:val="18"/>
           <w:highlight w:val="lightGray"/>
         </w:rPr>
-        <w:t xml:space="preserve"> [Chatgpt (GPT-4-turbo)] </w:t>
+        <w:t xml:space="preserve"> [ChatGPT] </w:t>
       </w:r>
       <w:r>
         <w:rPr>
@@ -9073,6 +9110,7 @@
           <w:rFonts w:ascii="Roboto Mono" w:eastAsia="Roboto Mono" w:hAnsi="Roboto Mono" w:cs="Roboto Mono"/>
           <w:color w:val="188038"/>
         </w:rPr>
+        <w:lastRenderedPageBreak/>
         <w:t>()()</w:t>
       </w:r>
       <w:r>
@@ -9158,7 +9196,7 @@
           <w:sz w:val="18"/>
           <w:highlight w:val="lightGray"/>
         </w:rPr>
-        <w:t xml:space="preserve"> [Chatgpt (GPT-4-turbo)] </w:t>
+        <w:t xml:space="preserve"> [ChatGPT] </w:t>
       </w:r>
       <w:r>
         <w:rPr>
@@ -9181,12 +9219,6 @@
       </w:r>
     </w:p>
     <w:p>
-      <w:pPr>
-        <w:spacing w:before="240" w:after="240"/>
-        <w:rPr>
-          <w:rFonts w:ascii="Roboto Mono" w:eastAsia="Roboto Mono" w:hAnsi="Roboto Mono" w:cs="Roboto Mono"/>
-        </w:rPr>
-      </w:pPr>
       <w:r>
         <w:rPr>
           <w:rFonts w:ascii="Roboto Mono" w:eastAsia="Roboto Mono" w:hAnsi="Roboto Mono" w:cs="Roboto Mono"/>
